--- a/STARLAB_Unit_4/Teaching_Guides/Week_20_Interpretation_Claims_and_Transition_to_Reporting.docx
+++ b/STARLAB_Unit_4/Teaching_Guides/Week_20_Interpretation_Claims_and_Transition_to_Reporting.docx
@@ -119,6 +119,12 @@
       </w:r>
     </w:p>
     <w:p/>
+    <w:p>
+      <w:pPr/>
+      <w:r>
+        <w:t>Deck Use: No New Deck; Revisit / Reference - Deck 12: Error, Uncertainty, and Limitations</w:t>
+      </w:r>
+    </w:p>
     <w:p>
       <w:r>
         <w:t>Student Handout 13: Claim-Evidence-Reasoning Organizer</w:t>

--- a/STARLAB_Unit_4/Teaching_Guides/Week_20_Interpretation_Claims_and_Transition_to_Reporting.docx
+++ b/STARLAB_Unit_4/Teaching_Guides/Week_20_Interpretation_Claims_and_Transition_to_Reporting.docx
@@ -157,13 +157,13 @@
     <w:p/>
     <w:p>
       <w:r>
-        <w:t>Appendix L: Scientific Interpretation Sentence Frames</w:t>
+        <w:t>Optional / Teacher Reference - Appendix L: Scientific Interpretation Sentence Frames</w:t>
       </w:r>
     </w:p>
     <w:p/>
     <w:p>
       <w:r>
-        <w:t>Appendix M: Avoiding Overclaiming</w:t>
+        <w:t>Optional / Teacher Reference - Appendix M: Avoiding Overclaiming</w:t>
       </w:r>
     </w:p>
     <w:p/>
@@ -175,7 +175,19 @@
     <w:p/>
     <w:p>
       <w:r>
-        <w:t>Appendix O: Teacher Conference Questions for Interpretation</w:t>
+        <w:t>Optional / Teacher Reference - Appendix O: Teacher Conference Questions for Interpretation</w:t>
+      </w:r>
+    </w:p>
+    <w:p>
+      <w:pPr/>
+      <w:r>
+        <w:t>Optional / Teacher Reference - Appendix P: Differentiation and Implementation Notes</w:t>
+      </w:r>
+    </w:p>
+    <w:p>
+      <w:pPr/>
+      <w:r>
+        <w:t>Optional / Teacher Reference - Appendix Q: Unit 4 Teacher Checklist</w:t>
       </w:r>
     </w:p>
     <w:p>
